--- a/Documentation/StockSense360_Technical_Handbook.docx
+++ b/Documentation/StockSense360_Technical_Handbook.docx
@@ -3135,6 +3135,78 @@
       </w:pPr>
       <w:r>
         <w:t xml:space="preserve">Supabase’s Security Advisor flagged a publicly-accessible table and exposed sensitive columns. Verified by full inventory: every table across postgres_store.py, fundamentals_cache.py, alerts.py, portfolio.py, and validation_engine.py had RLS disabled — including terms_acceptance (name/mobile/IP), paper_portfolio and price_alerts (email), and several user_id-keyed tables. Anyone with the project URL + anon key (normally embedded in frontend JS by Supabase’s own design) could read/write/delete any of it via the public PostgREST API, bypassing the FastAPI backend entirely. Fixed by adding ALTER TABLE ... ENABLE ROW LEVEL SECURITY (idempotent) to every schema-creation site — no policies needed, since this backend connects as the postgres role via Supabase’s pooler, which has BYPASSRLS by default specifically so this kind of fix doesn’t affect direct backend access. Verified live with a full write/read/delete cycle post-deploy. Also found and fixed a process gap: validation_engine.py’s schema init only ran lazily on first call to a few functions, never at startup like every other table — meaning the RLS fix for val_runs/val_signals sat deployed but inert until something happened to call /api/validation/results. Exported a public init_db() and wired it into main.py’s startup lifespan.</w:t>
+      </w:r>
+    </w:p>
+    <w:p>
+      <w:pPr>
+        <w:pStyle w:val="Heading2"/>
+      </w:pPr>
+      <w:r>
+        <w:t xml:space="preserve">8.6 Quality gate refined for order-book-driven businesses</w:t>
+      </w:r>
+    </w:p>
+    <w:p>
+      <w:pPr>
+        <w:spacing w:after="160"/>
+      </w:pPr>
+      <w:r>
+        <w:t xml:space="preserve">A founder-supplied framework fixed a real gap: 3 of 9 stocks from an external "multibagger" list (HFCL, ideaForge, Apollo Micro Systems — all defense/telecom-equipment companies) were hard-rejected by _quality_gate() for "Non-positive operating cash flows," despite genuinely strong growth — order-book-driven businesses carry large unbilled receivables against growing government contracts, showing as negative OCF while healthy. The fix: the gate no longer rejects on negative OCF alone if revenue growth &gt;15% AND debt-to-equity &lt;150% AND (ROCE &gt;8% OR an improving earnings trend) — using these as proxies since Order Book/Revenue itself isn’t available from any source we have. High debt or no growth still correctly triggers rejection. Verified against the real stocks: all three now score on their actual merits (BUY at low-moderate confidence, correctly demoted further by existing risk/reward and valuation flags) instead of being silently excluded.</w:t>
+      </w:r>
+    </w:p>
+    <w:p>
+      <w:pPr>
+        <w:pStyle w:val="Heading2"/>
+      </w:pPr>
+      <w:r>
+        <w:t xml:space="preserve">8.7 Elite Strong Buy tier, and a real crash fix found along the way</w:t>
+      </w:r>
+    </w:p>
+    <w:p>
+      <w:pPr>
+        <w:spacing w:after="160"/>
+      </w:pPr>
+      <w:r>
+        <w:t xml:space="preserve">Added a stricter Multibagger verdict tier requiring ROCE&gt;15%, Debt/Equity&lt;50%, OCF&gt;0, and sales growth&gt;10% to all individually pass (Order Book/Revenue&gt;3x dropped — same data-availability gap as above). Promotes strong_buy/watchlist to elite_strong_buy; never overrides avoid/watch. While wiring this in, found the frontend's verdict-to-color map had no entry for "watch" (a value the backend has always been able to return for one red flag) — would have crashed the entire results table on first occurrence. Fixed alongside adding the new tier.</w:t>
+      </w:r>
+    </w:p>
+    <w:p>
+      <w:pPr>
+        <w:pStyle w:val="Heading2"/>
+      </w:pPr>
+      <w:r>
+        <w:t xml:space="preserve">8.8 Stock detail page crash on hard-rejected horizons</w:t>
+      </w:r>
+    </w:p>
+    <w:p>
+      <w:pPr>
+        <w:spacing w:after="160"/>
+      </w:pPr>
+      <w:r>
+        <w:t xml:space="preserve">A hard-rejected prediction returns a minimal payload (only signal/rejection_reasons/confidence/current_price); the stock detail page called prediction.reasoning.slice(0, 4).map(...) with no optional chaining — the one field access in the file without one — and crashed. The branch guard didn’t catch it either, since "REJECTED" is itself a truthy string. Fixed by adding an explicit branch for signal === "REJECTED" before the generic one, rendering the actual rejection reasons instead of crashing. Affects any stock hard-rejected at any horizon.</w:t>
+      </w:r>
+    </w:p>
+    <w:p>
+      <w:pPr>
+        <w:pStyle w:val="Heading2"/>
+      </w:pPr>
+      <w:r>
+        <w:t xml:space="preserve">8.9 Performance, staleness, transparency, and a second critical Postgres fix</w:t>
+      </w:r>
+    </w:p>
+    <w:p>
+      <w:pPr>
+        <w:spacing w:after="160"/>
+      </w:pPr>
+      <w:r>
+        <w:t xml:space="preserve">Portfolio signal loading: load-tested predictions directly (5 fresh resolve in 9s, 8 in 12s, no degradation), then fixed two real inefficiencies on top of that real compute time — fetchPrediction polled a flat 5s regardless of actual readiness (now 2s for the first 4 attempts), and the signal batch size (6, set cautiously before today’s earlier event-loop fixes) was raised to 8. Daily Picks entry zones: confirmed a user-reported discrepancy was frozen generation-time data, not a calculation bug — added a live quote fetch per card with a visible "(passed)" warning when price has moved outside the stated entry zone. Copy audit: fixed several stale claims (top 5 → 6 picks, wrong generation times, "Nifty 100" → full universe, lingering Render references) across README and the frontend. Transparency pass: confirmed Confidence and Conviction are the literal same field with no separate calculation, standardized the label; clarified Daily Picks’ "Allocation" (a basket-level optimization output, not a per-stock recommendation) with a tooltip; extended the same audit to Portfolio (Signal vs P&amp;L), Multibagger (Elite tier explanation), and Paper Trade (renamed "Signal" to "Entry Signal" since it’s frozen at trade-open time, confirmed via the schema, never re-evaluated).</w:t>
+      </w:r>
+    </w:p>
+    <w:p>
+      <w:pPr>
+        <w:spacing w:after="160"/>
+      </w:pPr>
+      <w:r>
+        <w:t xml:space="preserve">Critical, found via live Railway logs while checking an unrelated question: log_prediction was silently failing for nearly every symbol ("bind message supplies 31 parameters, but prepared statement requires 1"). Traced earlier today during the Render investigation and assumed fixed by removing the duplicate deployment — wrong assumption, since these logs were Railway alone. Root cause: postgres_store.py’s connection pool was the one place in the codebase missing prepare_threshold=None, which every other direct psycopg.connect() call site already has — Supabase’s transaction-mode pooler can hand the same server connection to a different logical query between transactions, so a small query’s auto-prepared statement name can collide with a larger one. This was silently undermining the IN/US learning-engine separation, since outcomes that never log successfully can’t train anything. Fixed.</w:t>
       </w:r>
     </w:p>
     <w:p>
